--- a/project 2-实验报告.docx
+++ b/project 2-实验报告.docx
@@ -12,8 +12,6 @@
           <w:szCs w:val="32"/>
         </w:rPr>
       </w:pPr>
-      <w:bookmarkStart w:id="18" w:name="_GoBack"/>
-      <w:bookmarkEnd w:id="18"/>
       <w:r>
         <w:rPr>
           <w:rFonts w:eastAsia="仿宋_GB2312"/>
@@ -423,9 +421,9 @@
           <w:sz w:val="30"/>
           <w:szCs w:val="30"/>
           <w:u w:val="single"/>
-          <w:lang w:eastAsia="zh-CN"/>
-        </w:rPr>
-        <w:t>陈晶</w:t>
+          <w:lang w:val="en-US" w:eastAsia="zh-CN"/>
+        </w:rPr>
+        <w:t>xxxxx</w:t>
       </w:r>
       <w:r>
         <w:rPr>
@@ -519,7 +517,7 @@
           <w:u w:val="single"/>
           <w:lang w:val="en-US" w:eastAsia="zh-CN"/>
         </w:rPr>
-        <w:t>2023302181039</w:t>
+        <w:t>xxxxxxxxxxxxxx</w:t>
       </w:r>
       <w:r>
         <w:rPr>
@@ -565,53 +563,6 @@
           <w:u w:val="single"/>
         </w:rPr>
         <w:t xml:space="preserve">                 </w:t>
-      </w:r>
-      <w:r>
-        <w:rPr>
-          <w:rFonts w:hint="eastAsia"/>
-          <w:b/>
-          <w:sz w:val="30"/>
-          <w:szCs w:val="30"/>
-          <w:u w:val="single"/>
-          <w:lang w:eastAsia="zh-CN"/>
-        </w:rPr>
-        <w:t>杨心洁</w:t>
-      </w:r>
-      <w:r>
-        <w:rPr>
-          <w:b/>
-          <w:sz w:val="30"/>
-          <w:szCs w:val="30"/>
-          <w:u w:val="single"/>
-        </w:rPr>
-        <w:t xml:space="preserve">                      </w:t>
-      </w:r>
-    </w:p>
-    <w:p>
-      <w:pPr>
-        <w:rPr>
-          <w:b/>
-          <w:sz w:val="30"/>
-          <w:szCs w:val="30"/>
-          <w:u w:val="single"/>
-        </w:rPr>
-      </w:pPr>
-      <w:r>
-        <w:rPr>
-          <w:b/>
-          <w:sz w:val="30"/>
-          <w:szCs w:val="30"/>
-        </w:rPr>
-        <w:t>完 成 日 期：</w:t>
-      </w:r>
-      <w:r>
-        <w:rPr>
-          <w:b/>
-          <w:sz w:val="30"/>
-          <w:szCs w:val="30"/>
-          <w:u w:val="single"/>
-        </w:rPr>
-        <w:t xml:space="preserve">                </w:t>
       </w:r>
       <w:r>
         <w:rPr>
@@ -622,7 +573,67 @@
           <w:u w:val="single"/>
           <w:lang w:val="en-US" w:eastAsia="zh-CN"/>
         </w:rPr>
-        <w:t>2026.6.14</w:t>
+        <w:t>xxxxxxx</w:t>
+      </w:r>
+      <w:r>
+        <w:rPr>
+          <w:b/>
+          <w:sz w:val="30"/>
+          <w:szCs w:val="30"/>
+          <w:u w:val="single"/>
+        </w:rPr>
+        <w:t xml:space="preserve">                      </w:t>
+      </w:r>
+    </w:p>
+    <w:p>
+      <w:pPr>
+        <w:rPr>
+          <w:b/>
+          <w:sz w:val="30"/>
+          <w:szCs w:val="30"/>
+          <w:u w:val="single"/>
+        </w:rPr>
+      </w:pPr>
+      <w:r>
+        <w:rPr>
+          <w:b/>
+          <w:sz w:val="30"/>
+          <w:szCs w:val="30"/>
+        </w:rPr>
+        <w:t>完 成 日 期：</w:t>
+      </w:r>
+      <w:r>
+        <w:rPr>
+          <w:b/>
+          <w:sz w:val="30"/>
+          <w:szCs w:val="30"/>
+          <w:u w:val="single"/>
+        </w:rPr>
+        <w:t xml:space="preserve">                </w:t>
+      </w:r>
+      <w:r>
+        <w:rPr>
+          <w:rFonts w:hint="eastAsia"/>
+          <w:b/>
+          <w:sz w:val="30"/>
+          <w:szCs w:val="30"/>
+          <w:u w:val="single"/>
+          <w:lang w:val="en-US" w:eastAsia="zh-CN"/>
+        </w:rPr>
+        <w:t xml:space="preserve"> </w:t>
+      </w:r>
+      <w:bookmarkStart w:id="18" w:name="_GoBack"/>
+      <w:bookmarkEnd w:id="18"/>
+      <w:r>
+        <w:rPr>
+          <w:rFonts w:hint="eastAsia"/>
+          <w:b/>
+          <w:sz w:val="30"/>
+          <w:szCs w:val="30"/>
+          <w:u w:val="single"/>
+          <w:lang w:val="en-US" w:eastAsia="zh-CN"/>
+        </w:rPr>
+        <w:t>2026.6</w:t>
       </w:r>
       <w:r>
         <w:rPr>
